--- a/docs/Timeshine_AI活人感系统_代码现状_v1_3_updated.docx
+++ b/docs/Timeshine_AI活人感系统_代码现状_v1_3_updated.docx
@@ -22,19 +22,7 @@
         <w:jc w:val="center"/>
       </w:pPr>
       <w:r>
-        <w:t>版本：</w:t>
-      </w:r>
-      <w:r>
-        <w:t xml:space="preserve">v1.3 | </w:t>
-      </w:r>
-      <w:r>
-        <w:t>日期：</w:t>
-      </w:r>
-      <w:r>
-        <w:t xml:space="preserve">2026-04-09 | </w:t>
-      </w:r>
-      <w:r>
-        <w:t>状态：已实现上线</w:t>
+        <w:t>版本：v1.4 | 日期：2026-04-10 | 状态：已实现上线（增量更新）</w:t>
       </w:r>
     </w:p>
     <w:p/>
@@ -2352,31 +2340,7 @@
     </w:p>
     <w:p>
       <w:r>
-        <w:t>所有</w:t>
-      </w:r>
-      <w:r>
-        <w:t xml:space="preserve"> user prompt </w:t>
-      </w:r>
-      <w:r>
-        <w:t>由</w:t>
-      </w:r>
-      <w:r>
-        <w:t xml:space="preserve"> annotation-prompts.user.ts </w:t>
-      </w:r>
-      <w:r>
-        <w:t>构建，字段以</w:t>
-      </w:r>
-      <w:r>
-        <w:t xml:space="preserve"> \n\n </w:t>
-      </w:r>
-      <w:r>
-        <w:t>分隔，按优先级顺序排列。缺失字段不注入（</w:t>
-      </w:r>
-      <w:r>
-        <w:t>.filter(Boolean)</w:t>
-      </w:r>
-      <w:r>
-        <w:t>）。</w:t>
+        <w:t>所有 user prompt 由 annotation-prompts.user.ts 构建并按固定顺序拼装；以当前代码实现为准。</w:t>
       </w:r>
     </w:p>
     <w:p>
@@ -2403,33 +2367,18 @@
       </w:r>
     </w:p>
     <w:p>
-      <w:pPr>
-        <w:rPr>
-          <w:lang w:eastAsia="zh-CN"/>
-        </w:rPr>
-      </w:pPr>
-      <w:r>
-        <w:rPr>
-          <w:i/>
-          <w:lang w:eastAsia="zh-CN"/>
-        </w:rPr>
-        <w:t>适用场景：</w:t>
-      </w:r>
-      <w:proofErr w:type="gramStart"/>
-      <w:r>
-        <w:rPr>
-          <w:i/>
-          <w:lang w:eastAsia="zh-CN"/>
-        </w:rPr>
-        <w:t>非建议</w:t>
-      </w:r>
-      <w:proofErr w:type="gramEnd"/>
-      <w:r>
-        <w:rPr>
-          <w:i/>
-          <w:lang w:eastAsia="zh-CN"/>
-        </w:rPr>
-        <w:t>模式的所有批注事件。</w:t>
+      <w:r>
+        <w:t>适用场景：非建议模式的所有批注事件。</w:t>
+      </w:r>
+    </w:p>
+    <w:p>
+      <w:r>
+        <w:t>当前注入顺序：当前时间（可选）→ 当前日期 → 今日节日（可选）→ 季节/天气/预警（可选）→ 今日时间线 → 最近心情 → 今日上下文 → 角色当前状态 → 长期画像快照（Long-term profile snapshot）→ 横向联系指令（associationInstruction，可选）→ 刚刚发生事件摘要 → 写作指令（单句，结尾仅1个 emoji）。</w:t>
+      </w:r>
+    </w:p>
+    <w:p>
+      <w:r>
+        <w:t>补充说明：长期画像快照由 userProfileSnapshot.text 提供，不是用户直接输入的一整段原文；当前代码在空画像时会写入无/none/nessuno 占位。</w:t>
       </w:r>
     </w:p>
     <w:tbl>
@@ -2449,11 +2398,9 @@
             <w:tcW w:w="2880" w:type="dxa"/>
           </w:tcPr>
           <w:p>
-            <w:proofErr w:type="spellStart"/>
             <w:r>
               <w:t>字段</w:t>
             </w:r>
-            <w:proofErr w:type="spellEnd"/>
           </w:p>
         </w:tc>
         <w:tc>
@@ -2462,16 +2409,7 @@
           </w:tcPr>
           <w:p>
             <w:r>
-              <w:t>Key</w:t>
-            </w:r>
-            <w:r>
-              <w:t>（</w:t>
-            </w:r>
-            <w:r>
-              <w:t>zh</w:t>
-            </w:r>
-            <w:r>
-              <w:t>）</w:t>
+              <w:t>Key（zh）</w:t>
             </w:r>
           </w:p>
         </w:tc>
@@ -2489,7 +2427,7 @@
       <w:tr>
         <w:tc>
           <w:tcPr>
-            <w:tcW w:w="2880" w:type="dxa"/>
+            <w:tcW w:type="dxa" w:w="1958"/>
           </w:tcPr>
           <w:p>
             <w:r>
@@ -2499,7 +2437,7 @@
         </w:tc>
         <w:tc>
           <w:tcPr>
-            <w:tcW w:w="2880" w:type="dxa"/>
+            <w:tcW w:type="dxa" w:w="2211"/>
           </w:tcPr>
           <w:p>
             <w:r>
@@ -2509,51 +2447,11 @@
         </w:tc>
         <w:tc>
           <w:tcPr>
-            <w:tcW w:w="2880" w:type="dxa"/>
+            <w:tcW w:type="dxa" w:w="4687"/>
           </w:tcPr>
           <w:p>
             <w:r>
-              <w:t>仅</w:t>
-            </w:r>
-            <w:r>
-              <w:t xml:space="preserve"> currentHour </w:t>
-            </w:r>
-            <w:r>
-              <w:t>存在时注入，格式</w:t>
-            </w:r>
-            <w:r>
-              <w:t xml:space="preserve"> HH:MM</w:t>
-            </w:r>
-            <w:r>
-              <w:t>（</w:t>
-            </w:r>
-            <w:r>
-              <w:t xml:space="preserve">suggestion </w:t>
-            </w:r>
-            <w:r>
-              <w:t>用</w:t>
-            </w:r>
-            <w:r>
-              <w:t xml:space="preserve"> 24h</w:t>
-            </w:r>
-            <w:r>
-              <w:t>，</w:t>
-            </w:r>
-            <w:r>
-              <w:t xml:space="preserve">annotation </w:t>
-            </w:r>
-            <w:r>
-              <w:t>用</w:t>
-            </w:r>
-            <w:r>
-              <w:t xml:space="preserve"> 12h </w:t>
-            </w:r>
-            <w:r>
-              <w:lastRenderedPageBreak/>
-              <w:t>AM/PM</w:t>
-            </w:r>
-            <w:r>
-              <w:t>）</w:t>
+              <w:t>仅 currentHour 存在时注入；buildUserPrompt 中按 12h（AM/PM）格式化。</w:t>
             </w:r>
           </w:p>
         </w:tc>
@@ -2561,18 +2459,17 @@
       <w:tr>
         <w:tc>
           <w:tcPr>
-            <w:tcW w:w="2880" w:type="dxa"/>
+            <w:tcW w:type="dxa" w:w="1958"/>
           </w:tcPr>
           <w:p>
             <w:r>
-              <w:lastRenderedPageBreak/>
               <w:t>当前日期</w:t>
             </w:r>
           </w:p>
         </w:tc>
         <w:tc>
           <w:tcPr>
-            <w:tcW w:w="2880" w:type="dxa"/>
+            <w:tcW w:type="dxa" w:w="2211"/>
           </w:tcPr>
           <w:p>
             <w:r>
@@ -2582,11 +2479,11 @@
         </w:tc>
         <w:tc>
           <w:tcPr>
-            <w:tcW w:w="2880" w:type="dxa"/>
+            <w:tcW w:type="dxa" w:w="4687"/>
           </w:tcPr>
           <w:p>
             <w:r>
-              <w:t>buildCurrentDateText(currentDate, lang)</w:t>
+              <w:t>buildCurrentDateText(currentDate, lang)。</w:t>
             </w:r>
           </w:p>
         </w:tc>
@@ -2594,7 +2491,7 @@
       <w:tr>
         <w:tc>
           <w:tcPr>
-            <w:tcW w:w="2880" w:type="dxa"/>
+            <w:tcW w:type="dxa" w:w="1958"/>
           </w:tcPr>
           <w:p>
             <w:r>
@@ -2604,7 +2501,7 @@
         </w:tc>
         <w:tc>
           <w:tcPr>
-            <w:tcW w:w="2880" w:type="dxa"/>
+            <w:tcW w:type="dxa" w:w="2211"/>
           </w:tcPr>
           <w:p>
             <w:r>
@@ -2614,20 +2511,11 @@
         </w:tc>
         <w:tc>
           <w:tcPr>
-            <w:tcW w:w="2880" w:type="dxa"/>
+            <w:tcW w:type="dxa" w:w="4687"/>
           </w:tcPr>
           <w:p>
             <w:r>
-              <w:t>仅</w:t>
-            </w:r>
-            <w:r>
-              <w:t xml:space="preserve"> holiday.isHoliday=true </w:t>
-            </w:r>
-            <w:r>
-              <w:t>时注入，</w:t>
-            </w:r>
-            <w:r>
-              <w:t>buildHolidayLine()</w:t>
+              <w:t>仅 holiday.isHoliday=true 时注入，buildHolidayLine()。</w:t>
             </w:r>
           </w:p>
         </w:tc>
@@ -2635,7 +2523,7 @@
       <w:tr>
         <w:tc>
           <w:tcPr>
-            <w:tcW w:w="2880" w:type="dxa"/>
+            <w:tcW w:type="dxa" w:w="1958"/>
           </w:tcPr>
           <w:p>
             <w:r>
@@ -2645,7 +2533,7 @@
         </w:tc>
         <w:tc>
           <w:tcPr>
-            <w:tcW w:w="2880" w:type="dxa"/>
+            <w:tcW w:type="dxa" w:w="2211"/>
           </w:tcPr>
           <w:p>
             <w:r>
@@ -2655,11 +2543,11 @@
         </w:tc>
         <w:tc>
           <w:tcPr>
-            <w:tcW w:w="2880" w:type="dxa"/>
+            <w:tcW w:type="dxa" w:w="4687"/>
           </w:tcPr>
           <w:p>
             <w:r>
-              <w:t>seasonContext.season</w:t>
+              <w:t>seasonContext.season。</w:t>
             </w:r>
           </w:p>
         </w:tc>
@@ -2667,7 +2555,7 @@
       <w:tr>
         <w:tc>
           <w:tcPr>
-            <w:tcW w:w="2880" w:type="dxa"/>
+            <w:tcW w:type="dxa" w:w="1958"/>
           </w:tcPr>
           <w:p>
             <w:r>
@@ -2677,7 +2565,7 @@
         </w:tc>
         <w:tc>
           <w:tcPr>
-            <w:tcW w:w="2880" w:type="dxa"/>
+            <w:tcW w:type="dxa" w:w="2211"/>
           </w:tcPr>
           <w:p>
             <w:r>
@@ -2687,17 +2575,11 @@
         </w:tc>
         <w:tc>
           <w:tcPr>
-            <w:tcW w:w="2880" w:type="dxa"/>
+            <w:tcW w:type="dxa" w:w="4687"/>
           </w:tcPr>
           <w:p>
             <w:r>
-              <w:t>temperatureC + conditions[]</w:t>
-            </w:r>
-            <w:r>
-              <w:t>，</w:t>
-            </w:r>
-            <w:r>
-              <w:t>buildWeatherAndSeasonLines()</w:t>
+              <w:t>temperatureC + conditions[]，buildWeatherAndSeasonLines()。</w:t>
             </w:r>
           </w:p>
         </w:tc>
@@ -2705,7 +2587,7 @@
       <w:tr>
         <w:tc>
           <w:tcPr>
-            <w:tcW w:w="2880" w:type="dxa"/>
+            <w:tcW w:type="dxa" w:w="1958"/>
           </w:tcPr>
           <w:p>
             <w:r>
@@ -2715,7 +2597,7 @@
         </w:tc>
         <w:tc>
           <w:tcPr>
-            <w:tcW w:w="2880" w:type="dxa"/>
+            <w:tcW w:type="dxa" w:w="2211"/>
           </w:tcPr>
           <w:p>
             <w:r>
@@ -2725,17 +2607,11 @@
         </w:tc>
         <w:tc>
           <w:tcPr>
-            <w:tcW w:w="2880" w:type="dxa"/>
+            <w:tcW w:type="dxa" w:w="4687"/>
           </w:tcPr>
           <w:p>
             <w:r>
-              <w:t>仅有</w:t>
-            </w:r>
-            <w:r>
-              <w:t xml:space="preserve"> weatherAlerts </w:t>
-            </w:r>
-            <w:r>
-              <w:t>时注入</w:t>
+              <w:t>仅 weatherAlerts 有值时注入。</w:t>
             </w:r>
           </w:p>
         </w:tc>
@@ -2743,7 +2619,7 @@
       <w:tr>
         <w:tc>
           <w:tcPr>
-            <w:tcW w:w="2880" w:type="dxa"/>
+            <w:tcW w:type="dxa" w:w="1958"/>
           </w:tcPr>
           <w:p>
             <w:r>
@@ -2753,7 +2629,7 @@
         </w:tc>
         <w:tc>
           <w:tcPr>
-            <w:tcW w:w="2880" w:type="dxa"/>
+            <w:tcW w:type="dxa" w:w="2211"/>
           </w:tcPr>
           <w:p>
             <w:r>
@@ -2763,14 +2639,11 @@
         </w:tc>
         <w:tc>
           <w:tcPr>
-            <w:tcW w:w="2880" w:type="dxa"/>
+            <w:tcW w:type="dxa" w:w="4687"/>
           </w:tcPr>
           <w:p>
             <w:r>
-              <w:t xml:space="preserve">buildTodayActivitiesText() → </w:t>
-            </w:r>
-            <w:r>
-              <w:t>活动列表</w:t>
+              <w:t>buildTodayActivitiesText() 产出的最近活动列表。</w:t>
             </w:r>
           </w:p>
         </w:tc>
@@ -2778,7 +2651,7 @@
       <w:tr>
         <w:tc>
           <w:tcPr>
-            <w:tcW w:w="2880" w:type="dxa"/>
+            <w:tcW w:type="dxa" w:w="1958"/>
           </w:tcPr>
           <w:p>
             <w:r>
@@ -2788,7 +2661,7 @@
         </w:tc>
         <w:tc>
           <w:tcPr>
-            <w:tcW w:w="2880" w:type="dxa"/>
+            <w:tcW w:type="dxa" w:w="2211"/>
           </w:tcPr>
           <w:p>
             <w:r>
@@ -2798,11 +2671,11 @@
         </w:tc>
         <w:tc>
           <w:tcPr>
-            <w:tcW w:w="2880" w:type="dxa"/>
+            <w:tcW w:type="dxa" w:w="4687"/>
           </w:tcPr>
           <w:p>
             <w:r>
-              <w:t>recentMoodText</w:t>
+              <w:t>recentMoodText。</w:t>
             </w:r>
           </w:p>
         </w:tc>
@@ -2810,7 +2683,7 @@
       <w:tr>
         <w:tc>
           <w:tcPr>
-            <w:tcW w:w="2880" w:type="dxa"/>
+            <w:tcW w:type="dxa" w:w="1958"/>
           </w:tcPr>
           <w:p>
             <w:r>
@@ -2820,43 +2693,21 @@
         </w:tc>
         <w:tc>
           <w:tcPr>
-            <w:tcW w:w="2880" w:type="dxa"/>
+            <w:tcW w:type="dxa" w:w="2211"/>
           </w:tcPr>
           <w:p>
             <w:r>
               <w:t>今日上下文：</w:t>
-            </w:r>
-            <w:r>
-              <w:br/>
-              <w:t>&lt;</w:t>
-            </w:r>
-            <w:r>
-              <w:t>内容</w:t>
-            </w:r>
-            <w:r>
-              <w:t>&gt;</w:t>
             </w:r>
           </w:p>
         </w:tc>
         <w:tc>
           <w:tcPr>
-            <w:tcW w:w="2880" w:type="dxa"/>
+            <w:tcW w:type="dxa" w:w="4687"/>
           </w:tcPr>
           <w:p>
             <w:r>
-              <w:t>buildTodayContextText(todayContext)</w:t>
-            </w:r>
-            <w:r>
-              <w:t>，无则</w:t>
-            </w:r>
-            <w:r>
-              <w:t>"</w:t>
-            </w:r>
-            <w:r>
-              <w:t>无</w:t>
-            </w:r>
-            <w:r>
-              <w:t>/none/nessuno"</w:t>
+              <w:t>buildTodayContextText(todayContext)，无则占位。</w:t>
             </w:r>
           </w:p>
         </w:tc>
@@ -2864,7 +2715,7 @@
       <w:tr>
         <w:tc>
           <w:tcPr>
-            <w:tcW w:w="2880" w:type="dxa"/>
+            <w:tcW w:type="dxa" w:w="1958"/>
           </w:tcPr>
           <w:p>
             <w:r>
@@ -2874,43 +2725,21 @@
         </w:tc>
         <w:tc>
           <w:tcPr>
-            <w:tcW w:w="2880" w:type="dxa"/>
+            <w:tcW w:type="dxa" w:w="2211"/>
           </w:tcPr>
           <w:p>
             <w:r>
               <w:t>角色当前状态：</w:t>
-            </w:r>
-            <w:r>
-              <w:br/>
-              <w:t>&lt;</w:t>
-            </w:r>
-            <w:r>
-              <w:t>内容</w:t>
-            </w:r>
-            <w:r>
-              <w:t>&gt;</w:t>
             </w:r>
           </w:p>
         </w:tc>
         <w:tc>
           <w:tcPr>
-            <w:tcW w:w="2880" w:type="dxa"/>
+            <w:tcW w:type="dxa" w:w="4687"/>
           </w:tcPr>
           <w:p>
             <w:r>
-              <w:t>buildCharacterStateText(characterStateText)</w:t>
-            </w:r>
-            <w:r>
-              <w:t>，无则</w:t>
-            </w:r>
-            <w:r>
-              <w:t>"</w:t>
-            </w:r>
-            <w:r>
-              <w:t>无</w:t>
-            </w:r>
-            <w:r>
-              <w:t>"</w:t>
+              <w:t>buildCharacterStateText(characterStateText)，无则占位。</w:t>
             </w:r>
           </w:p>
         </w:tc>
@@ -2918,34 +2747,31 @@
       <w:tr>
         <w:tc>
           <w:tcPr>
-            <w:tcW w:w="2880" w:type="dxa"/>
+            <w:tcW w:type="dxa" w:w="1958"/>
           </w:tcPr>
           <w:p>
             <w:r>
-              <w:t>刚刚发生</w:t>
+              <w:t>长期画像快照</w:t>
             </w:r>
           </w:p>
         </w:tc>
         <w:tc>
           <w:tcPr>
-            <w:tcW w:w="2880" w:type="dxa"/>
+            <w:tcW w:type="dxa" w:w="2211"/>
           </w:tcPr>
           <w:p>
             <w:r>
-              <w:t>刚刚发生：</w:t>
-            </w:r>
-            <w:r>
-              <w:t>[type] summary</w:t>
+              <w:t>长期画像快照：/ Long-term profile snapshot:</w:t>
             </w:r>
           </w:p>
         </w:tc>
         <w:tc>
           <w:tcPr>
-            <w:tcW w:w="2880" w:type="dxa"/>
+            <w:tcW w:type="dxa" w:w="4687"/>
           </w:tcPr>
           <w:p>
             <w:r>
-              <w:t>[eventType] eventSummary</w:t>
+              <w:t>来自 userProfileSnapshot.text；空画像时使用无/none/nessuno 占位。</w:t>
             </w:r>
           </w:p>
         </w:tc>
@@ -2953,59 +2779,95 @@
       <w:tr>
         <w:tc>
           <w:tcPr>
-            <w:tcW w:w="2880" w:type="dxa"/>
+            <w:tcW w:type="dxa" w:w="1958"/>
           </w:tcPr>
           <w:p>
             <w:r>
-              <w:t>写作指令</w:t>
+              <w:t>横向联系指令</w:t>
             </w:r>
           </w:p>
         </w:tc>
         <w:tc>
           <w:tcPr>
-            <w:tcW w:w="2880" w:type="dxa"/>
+            <w:tcW w:type="dxa" w:w="2211"/>
           </w:tcPr>
           <w:p>
             <w:r>
-              <w:t>写作指令文本</w:t>
+              <w:t>associationInstruction</w:t>
             </w:r>
           </w:p>
         </w:tc>
         <w:tc>
           <w:tcPr>
-            <w:tcW w:w="2880" w:type="dxa"/>
+            <w:tcW w:type="dxa" w:w="4687"/>
           </w:tcPr>
           <w:p>
-            <w:pPr>
-              <w:rPr>
-                <w:lang w:eastAsia="zh-CN"/>
-              </w:rPr>
-            </w:pPr>
-            <w:r>
-              <w:rPr>
-                <w:lang w:eastAsia="zh-CN"/>
-              </w:rPr>
-              <w:t>用你当前人设语气写一句批注；句</w:t>
-            </w:r>
-            <w:proofErr w:type="gramStart"/>
-            <w:r>
-              <w:rPr>
-                <w:lang w:eastAsia="zh-CN"/>
-              </w:rPr>
-              <w:t>末必须只有</w:t>
-            </w:r>
-            <w:proofErr w:type="gramEnd"/>
-            <w:r>
-              <w:rPr>
-                <w:lang w:eastAsia="zh-CN"/>
-              </w:rPr>
-              <w:t>一个</w:t>
-            </w:r>
-            <w:r>
-              <w:rPr>
-                <w:lang w:eastAsia="zh-CN"/>
-              </w:rPr>
-              <w:t xml:space="preserve"> emoji</w:t>
+            <w:r>
+              <w:t>resolveLateralAssociationInstruction 产出；存在时注入。</w:t>
+            </w:r>
+          </w:p>
+        </w:tc>
+      </w:tr>
+      <w:tr>
+        <w:tc>
+          <w:tcPr>
+            <w:tcW w:type="dxa" w:w="1958"/>
+          </w:tcPr>
+          <w:p>
+            <w:r>
+              <w:t>刚刚发生</w:t>
+            </w:r>
+          </w:p>
+        </w:tc>
+        <w:tc>
+          <w:tcPr>
+            <w:tcW w:type="dxa" w:w="2211"/>
+          </w:tcPr>
+          <w:p>
+            <w:r>
+              <w:t>刚刚发生：[type] summary</w:t>
+            </w:r>
+          </w:p>
+        </w:tc>
+        <w:tc>
+          <w:tcPr>
+            <w:tcW w:type="dxa" w:w="4687"/>
+          </w:tcPr>
+          <w:p>
+            <w:r>
+              <w:t>[eventType] eventSummary。</w:t>
+            </w:r>
+          </w:p>
+        </w:tc>
+      </w:tr>
+      <w:tr>
+        <w:tc>
+          <w:tcPr>
+            <w:tcW w:type="dxa" w:w="1958"/>
+          </w:tcPr>
+          <w:p>
+            <w:r>
+              <w:t>写作指令</w:t>
+            </w:r>
+          </w:p>
+        </w:tc>
+        <w:tc>
+          <w:tcPr>
+            <w:tcW w:type="dxa" w:w="2211"/>
+          </w:tcPr>
+          <w:p>
+            <w:r>
+              <w:t>写作指令文本</w:t>
+            </w:r>
+          </w:p>
+        </w:tc>
+        <w:tc>
+          <w:tcPr>
+            <w:tcW w:type="dxa" w:w="4687"/>
+          </w:tcPr>
+          <w:p>
+            <w:r>
+              <w:t>一句批注；句末且仅一个 emoji。</w:t>
             </w:r>
           </w:p>
         </w:tc>
@@ -3013,570 +2875,40 @@
     </w:tbl>
     <w:p>
       <w:pPr>
-        <w:rPr>
-          <w:lang w:eastAsia="zh-CN"/>
-        </w:rPr>
-      </w:pPr>
+        <w:pStyle w:val="21"/>
+      </w:pPr>
+      <w:r>
+        <w:t xml:space="preserve">5.2 </w:t>
+      </w:r>
+      <w:r>
+        <w:t>建议模式</w:t>
+      </w:r>
+      <w:r>
+        <w:t xml:space="preserve"> user prompt</w:t>
+      </w:r>
+      <w:r>
+        <w:t>（</w:t>
+      </w:r>
+      <w:r>
+        <w:t>buildSuggestionAwareUserPrompt</w:t>
+      </w:r>
+      <w:r>
+        <w:t>）</w:t>
+      </w:r>
     </w:p>
     <w:p>
-      <w:pPr>
-        <w:rPr>
-          <w:lang w:eastAsia="zh-CN"/>
-        </w:rPr>
-      </w:pPr>
-      <w:r>
-        <w:rPr>
-          <w:b/>
-          <w:lang w:eastAsia="zh-CN"/>
-        </w:rPr>
-        <w:t>完整示例（</w:t>
-      </w:r>
-      <w:proofErr w:type="spellStart"/>
-      <w:r>
-        <w:rPr>
-          <w:b/>
-          <w:lang w:eastAsia="zh-CN"/>
-        </w:rPr>
-        <w:t>zh</w:t>
-      </w:r>
-      <w:proofErr w:type="spellEnd"/>
-      <w:r>
-        <w:rPr>
-          <w:b/>
-          <w:lang w:eastAsia="zh-CN"/>
-        </w:rPr>
-        <w:t>，有天气有节日）：</w:t>
+      <w:r>
+        <w:t>适用场景：allowSuggestion=true 且触发门槛满足，或 forceSuggestion=true。</w:t>
       </w:r>
     </w:p>
     <w:p>
-      <w:pPr>
-        <w:ind w:left="720"/>
-      </w:pPr>
-      <w:r>
-        <w:rPr>
-          <w:rFonts w:ascii="Courier New" w:hAnsi="Courier New"/>
-          <w:sz w:val="18"/>
-        </w:rPr>
-        <w:t>当前时间：</w:t>
-      </w:r>
-      <w:r>
-        <w:rPr>
-          <w:rFonts w:ascii="Courier New" w:hAnsi="Courier New"/>
-          <w:sz w:val="18"/>
-        </w:rPr>
-        <w:t>09:00</w:t>
-      </w:r>
-      <w:r>
-        <w:rPr>
-          <w:rFonts w:ascii="Courier New" w:hAnsi="Courier New"/>
-          <w:sz w:val="18"/>
-        </w:rPr>
-        <w:br/>
-      </w:r>
-      <w:r>
-        <w:rPr>
-          <w:rFonts w:ascii="Courier New" w:hAnsi="Courier New"/>
-          <w:sz w:val="18"/>
-        </w:rPr>
-        <w:br/>
-      </w:r>
-      <w:r>
-        <w:rPr>
-          <w:rFonts w:ascii="Courier New" w:hAnsi="Courier New"/>
-          <w:sz w:val="18"/>
-        </w:rPr>
-        <w:t>当前日期：</w:t>
-      </w:r>
-      <w:r>
-        <w:rPr>
-          <w:rFonts w:ascii="Courier New" w:hAnsi="Courier New"/>
-          <w:sz w:val="18"/>
-        </w:rPr>
-        <w:t>2026</w:t>
-      </w:r>
-      <w:r>
-        <w:rPr>
-          <w:rFonts w:ascii="Courier New" w:hAnsi="Courier New"/>
-          <w:sz w:val="18"/>
-        </w:rPr>
-        <w:t>年</w:t>
-      </w:r>
-      <w:r>
-        <w:rPr>
-          <w:rFonts w:ascii="Courier New" w:hAnsi="Courier New"/>
-          <w:sz w:val="18"/>
-        </w:rPr>
-        <w:t>4</w:t>
-      </w:r>
-      <w:r>
-        <w:rPr>
-          <w:rFonts w:ascii="Courier New" w:hAnsi="Courier New"/>
-          <w:sz w:val="18"/>
-        </w:rPr>
-        <w:t>月</w:t>
-      </w:r>
-      <w:r>
-        <w:rPr>
-          <w:rFonts w:ascii="Courier New" w:hAnsi="Courier New"/>
-          <w:sz w:val="18"/>
-        </w:rPr>
-        <w:t>9</w:t>
-      </w:r>
-      <w:r>
-        <w:rPr>
-          <w:rFonts w:ascii="Courier New" w:hAnsi="Courier New"/>
-          <w:sz w:val="18"/>
-        </w:rPr>
-        <w:t>日</w:t>
-      </w:r>
-      <w:r>
-        <w:rPr>
-          <w:rFonts w:ascii="Courier New" w:hAnsi="Courier New"/>
-          <w:sz w:val="18"/>
-        </w:rPr>
-        <w:t xml:space="preserve"> (</w:t>
-      </w:r>
-      <w:proofErr w:type="spellStart"/>
-      <w:r>
-        <w:rPr>
-          <w:rFonts w:ascii="Courier New" w:hAnsi="Courier New"/>
-          <w:sz w:val="18"/>
-        </w:rPr>
-        <w:t>周四</w:t>
-      </w:r>
-      <w:proofErr w:type="spellEnd"/>
-      <w:r>
-        <w:rPr>
-          <w:rFonts w:ascii="Courier New" w:hAnsi="Courier New"/>
-          <w:sz w:val="18"/>
-        </w:rPr>
-        <w:t>)</w:t>
-      </w:r>
-      <w:r>
-        <w:rPr>
-          <w:rFonts w:ascii="Courier New" w:hAnsi="Courier New"/>
-          <w:sz w:val="18"/>
-        </w:rPr>
-        <w:br/>
-      </w:r>
-      <w:r>
-        <w:rPr>
-          <w:rFonts w:ascii="Courier New" w:hAnsi="Courier New"/>
-          <w:sz w:val="18"/>
-        </w:rPr>
-        <w:br/>
-      </w:r>
-      <w:proofErr w:type="spellStart"/>
-      <w:r>
-        <w:rPr>
-          <w:rFonts w:ascii="Courier New" w:hAnsi="Courier New"/>
-          <w:sz w:val="18"/>
-        </w:rPr>
-        <w:t>今日节日：清明节（法定节假日</w:t>
-      </w:r>
-      <w:proofErr w:type="spellEnd"/>
-      <w:r>
-        <w:rPr>
-          <w:rFonts w:ascii="Courier New" w:hAnsi="Courier New"/>
-          <w:sz w:val="18"/>
-        </w:rPr>
-        <w:t>）</w:t>
-      </w:r>
-      <w:r>
-        <w:rPr>
-          <w:rFonts w:ascii="Courier New" w:hAnsi="Courier New"/>
-          <w:sz w:val="18"/>
-        </w:rPr>
-        <w:br/>
-      </w:r>
-      <w:r>
-        <w:rPr>
-          <w:rFonts w:ascii="Courier New" w:hAnsi="Courier New"/>
-          <w:sz w:val="18"/>
-        </w:rPr>
-        <w:br/>
-      </w:r>
-      <w:r>
-        <w:rPr>
-          <w:rFonts w:ascii="Courier New" w:hAnsi="Courier New"/>
-          <w:sz w:val="18"/>
-        </w:rPr>
-        <w:t>季节：</w:t>
-      </w:r>
-      <w:r>
-        <w:rPr>
-          <w:rFonts w:ascii="Courier New" w:hAnsi="Courier New"/>
-          <w:sz w:val="18"/>
-        </w:rPr>
-        <w:t>spring</w:t>
-      </w:r>
-      <w:r>
-        <w:rPr>
-          <w:rFonts w:ascii="Courier New" w:hAnsi="Courier New"/>
-          <w:sz w:val="18"/>
-        </w:rPr>
-        <w:br/>
-      </w:r>
-      <w:r>
-        <w:rPr>
-          <w:rFonts w:ascii="Courier New" w:hAnsi="Courier New"/>
-          <w:sz w:val="18"/>
-        </w:rPr>
-        <w:br/>
-      </w:r>
-      <w:r>
-        <w:rPr>
-          <w:rFonts w:ascii="Courier New" w:hAnsi="Courier New"/>
-          <w:sz w:val="18"/>
-        </w:rPr>
-        <w:t>天气：</w:t>
-      </w:r>
-      <w:r>
-        <w:rPr>
-          <w:rFonts w:ascii="Courier New" w:hAnsi="Courier New"/>
-          <w:sz w:val="18"/>
-        </w:rPr>
-        <w:t>18C, rain_light</w:t>
-      </w:r>
-      <w:r>
-        <w:rPr>
-          <w:rFonts w:ascii="Courier New" w:hAnsi="Courier New"/>
-          <w:sz w:val="18"/>
-        </w:rPr>
-        <w:br/>
-      </w:r>
-      <w:r>
-        <w:rPr>
-          <w:rFonts w:ascii="Courier New" w:hAnsi="Courier New"/>
-          <w:sz w:val="18"/>
-        </w:rPr>
-        <w:br/>
-      </w:r>
-      <w:r>
-        <w:rPr>
-          <w:rFonts w:ascii="Courier New" w:hAnsi="Courier New"/>
-          <w:sz w:val="18"/>
-        </w:rPr>
-        <w:t>今日时间线：</w:t>
-      </w:r>
-      <w:r>
-        <w:rPr>
-          <w:rFonts w:ascii="Courier New" w:hAnsi="Courier New"/>
-          <w:sz w:val="18"/>
-        </w:rPr>
-        <w:t xml:space="preserve">1. </w:t>
-      </w:r>
-      <w:r>
-        <w:rPr>
-          <w:rFonts w:ascii="Courier New" w:hAnsi="Courier New"/>
-          <w:sz w:val="18"/>
-          <w:lang w:eastAsia="zh-CN"/>
-        </w:rPr>
-        <w:t xml:space="preserve">[08:30] [work] </w:t>
-      </w:r>
-      <w:r>
-        <w:rPr>
-          <w:rFonts w:ascii="Courier New" w:hAnsi="Courier New"/>
-          <w:sz w:val="18"/>
-          <w:lang w:eastAsia="zh-CN"/>
-        </w:rPr>
-        <w:t>写代码</w:t>
-      </w:r>
-      <w:r>
-        <w:rPr>
-          <w:rFonts w:ascii="Courier New" w:hAnsi="Courier New"/>
-          <w:sz w:val="18"/>
-          <w:lang w:eastAsia="zh-CN"/>
-        </w:rPr>
-        <w:t>(60min) ✓</w:t>
-      </w:r>
-      <w:r>
-        <w:rPr>
-          <w:rFonts w:ascii="Courier New" w:hAnsi="Courier New"/>
-          <w:sz w:val="18"/>
-          <w:lang w:eastAsia="zh-CN"/>
-        </w:rPr>
-        <w:br/>
-      </w:r>
-      <w:r>
-        <w:rPr>
-          <w:rFonts w:ascii="Courier New" w:hAnsi="Courier New"/>
-          <w:sz w:val="18"/>
-          <w:lang w:eastAsia="zh-CN"/>
-        </w:rPr>
-        <w:br/>
-      </w:r>
-      <w:r>
-        <w:rPr>
-          <w:rFonts w:ascii="Courier New" w:hAnsi="Courier New"/>
-          <w:sz w:val="18"/>
-          <w:lang w:eastAsia="zh-CN"/>
-        </w:rPr>
-        <w:t>最近心情：还不错</w:t>
-      </w:r>
-      <w:r>
-        <w:rPr>
-          <w:rFonts w:ascii="Courier New" w:hAnsi="Courier New"/>
-          <w:sz w:val="18"/>
-          <w:lang w:eastAsia="zh-CN"/>
-        </w:rPr>
-        <w:br/>
-      </w:r>
-      <w:r>
-        <w:rPr>
-          <w:rFonts w:ascii="Courier New" w:hAnsi="Courier New"/>
-          <w:sz w:val="18"/>
-          <w:lang w:eastAsia="zh-CN"/>
-        </w:rPr>
-        <w:br/>
-      </w:r>
-      <w:r>
-        <w:rPr>
-          <w:rFonts w:ascii="Courier New" w:hAnsi="Courier New"/>
-          <w:sz w:val="18"/>
-          <w:lang w:eastAsia="zh-CN"/>
-        </w:rPr>
-        <w:t>今日上下文：</w:t>
-      </w:r>
-      <w:r>
-        <w:rPr>
-          <w:rFonts w:ascii="Courier New" w:hAnsi="Courier New"/>
-          <w:sz w:val="18"/>
-          <w:lang w:eastAsia="zh-CN"/>
-        </w:rPr>
-        <w:br/>
-      </w:r>
-      <w:r>
-        <w:rPr>
-          <w:rFonts w:ascii="Courier New" w:hAnsi="Courier New"/>
-          <w:sz w:val="18"/>
-          <w:lang w:eastAsia="zh-CN"/>
-        </w:rPr>
-        <w:t>无</w:t>
-      </w:r>
-      <w:r>
-        <w:rPr>
-          <w:rFonts w:ascii="Courier New" w:hAnsi="Courier New"/>
-          <w:sz w:val="18"/>
-          <w:lang w:eastAsia="zh-CN"/>
-        </w:rPr>
-        <w:br/>
-      </w:r>
-      <w:r>
-        <w:rPr>
-          <w:rFonts w:ascii="Courier New" w:hAnsi="Courier New"/>
-          <w:sz w:val="18"/>
-          <w:lang w:eastAsia="zh-CN"/>
-        </w:rPr>
-        <w:br/>
-      </w:r>
-      <w:r>
-        <w:rPr>
-          <w:rFonts w:ascii="Courier New" w:hAnsi="Courier New"/>
-          <w:sz w:val="18"/>
-          <w:lang w:eastAsia="zh-CN"/>
-        </w:rPr>
-        <w:t>角色当前状态：</w:t>
-      </w:r>
-      <w:r>
-        <w:rPr>
-          <w:rFonts w:ascii="Courier New" w:hAnsi="Courier New"/>
-          <w:sz w:val="18"/>
-          <w:lang w:eastAsia="zh-CN"/>
-        </w:rPr>
-        <w:br/>
-      </w:r>
-      <w:r>
-        <w:rPr>
-          <w:rFonts w:ascii="Courier New" w:hAnsi="Courier New"/>
-          <w:sz w:val="18"/>
-          <w:lang w:eastAsia="zh-CN"/>
-        </w:rPr>
-        <w:t>无</w:t>
-      </w:r>
-      <w:r>
-        <w:rPr>
-          <w:rFonts w:ascii="Courier New" w:hAnsi="Courier New"/>
-          <w:sz w:val="18"/>
-          <w:lang w:eastAsia="zh-CN"/>
-        </w:rPr>
-        <w:br/>
-      </w:r>
-      <w:r>
-        <w:rPr>
-          <w:rFonts w:ascii="Courier New" w:hAnsi="Courier New"/>
-          <w:sz w:val="18"/>
-          <w:lang w:eastAsia="zh-CN"/>
-        </w:rPr>
-        <w:br/>
-      </w:r>
-      <w:r>
-        <w:rPr>
-          <w:rFonts w:ascii="Courier New" w:hAnsi="Courier New"/>
-          <w:sz w:val="18"/>
-          <w:lang w:eastAsia="zh-CN"/>
-        </w:rPr>
-        <w:t>刚刚发生：</w:t>
-      </w:r>
-      <w:r>
-        <w:rPr>
-          <w:rFonts w:ascii="Courier New" w:hAnsi="Courier New"/>
-          <w:sz w:val="18"/>
-          <w:lang w:eastAsia="zh-CN"/>
-        </w:rPr>
-        <w:t>[</w:t>
-      </w:r>
-      <w:proofErr w:type="spellStart"/>
-      <w:r>
-        <w:rPr>
-          <w:rFonts w:ascii="Courier New" w:hAnsi="Courier New"/>
-          <w:sz w:val="18"/>
-          <w:lang w:eastAsia="zh-CN"/>
-        </w:rPr>
-        <w:t>activity_completed</w:t>
-      </w:r>
-      <w:proofErr w:type="spellEnd"/>
-      <w:r>
-        <w:rPr>
-          <w:rFonts w:ascii="Courier New" w:hAnsi="Courier New"/>
-          <w:sz w:val="18"/>
-          <w:lang w:eastAsia="zh-CN"/>
-        </w:rPr>
-        <w:t xml:space="preserve">] </w:t>
-      </w:r>
-      <w:r>
-        <w:rPr>
-          <w:rFonts w:ascii="Courier New" w:hAnsi="Courier New"/>
-          <w:sz w:val="18"/>
-          <w:lang w:eastAsia="zh-CN"/>
-        </w:rPr>
-        <w:t>写代码</w:t>
-      </w:r>
-      <w:r>
-        <w:rPr>
-          <w:rFonts w:ascii="Courier New" w:hAnsi="Courier New"/>
-          <w:sz w:val="18"/>
-          <w:lang w:eastAsia="zh-CN"/>
-        </w:rPr>
-        <w:br/>
-      </w:r>
-      <w:r>
-        <w:rPr>
-          <w:rFonts w:ascii="Courier New" w:hAnsi="Courier New"/>
-          <w:sz w:val="18"/>
-          <w:lang w:eastAsia="zh-CN"/>
-        </w:rPr>
-        <w:lastRenderedPageBreak/>
-        <w:br/>
-      </w:r>
-      <w:proofErr w:type="gramStart"/>
-      <w:r>
-        <w:rPr>
-          <w:rFonts w:ascii="Courier New" w:hAnsi="Courier New"/>
-          <w:sz w:val="18"/>
-          <w:lang w:eastAsia="zh-CN"/>
-        </w:rPr>
-        <w:t>请针对</w:t>
-      </w:r>
-      <w:proofErr w:type="gramEnd"/>
-      <w:r>
-        <w:rPr>
-          <w:rFonts w:ascii="Courier New" w:hAnsi="Courier New"/>
-          <w:sz w:val="18"/>
-          <w:lang w:eastAsia="zh-CN"/>
-        </w:rPr>
-        <w:t>刚刚的活动或心情，用你当前的人设语气写一句批注。</w:t>
-      </w:r>
-      <w:r>
-        <w:rPr>
-          <w:rFonts w:ascii="Courier New" w:hAnsi="Courier New"/>
-          <w:sz w:val="18"/>
-          <w:lang w:eastAsia="zh-CN"/>
-        </w:rPr>
-        <w:br/>
-      </w:r>
-      <w:proofErr w:type="spellStart"/>
-      <w:r>
-        <w:rPr>
-          <w:rFonts w:ascii="Courier New" w:hAnsi="Courier New"/>
-          <w:sz w:val="18"/>
-        </w:rPr>
-        <w:t>句末必须只有一个</w:t>
-      </w:r>
-      <w:proofErr w:type="spellEnd"/>
-      <w:r>
-        <w:rPr>
-          <w:rFonts w:ascii="Courier New" w:hAnsi="Courier New"/>
-          <w:sz w:val="18"/>
-        </w:rPr>
-        <w:t xml:space="preserve"> emoji</w:t>
-      </w:r>
-      <w:r>
-        <w:rPr>
-          <w:rFonts w:ascii="Courier New" w:hAnsi="Courier New"/>
-          <w:sz w:val="18"/>
-        </w:rPr>
-        <w:t>。</w:t>
+      <w:r>
+        <w:t>在普通批注结构基础上，按顺序追加：状态摘要（statusSummary）→ 情境提示（contextHints）→ 常做活动（frequentActivities）→ 待办列表（pendingTodos，最多6条）→ 连续纯文字批注次数（consecutiveTextCount）→ recoveryNudge（可选）→ modeRules（自然判断或强制 JSON）→ sceneRules（生病/低落专项）→ suggestion JSON 输出契约。</w:t>
       </w:r>
     </w:p>
     <w:p>
-      <w:pPr>
-        <w:pStyle w:val="21"/>
-      </w:pPr>
-      <w:r>
-        <w:t xml:space="preserve">5.2 </w:t>
-      </w:r>
-      <w:r>
-        <w:t>建议模式</w:t>
-      </w:r>
-      <w:r>
-        <w:t xml:space="preserve"> user prompt</w:t>
-      </w:r>
-      <w:r>
-        <w:t>（</w:t>
-      </w:r>
-      <w:r>
-        <w:t>buildSuggestionAwareUserPrompt</w:t>
-      </w:r>
-      <w:r>
-        <w:t>）</w:t>
-      </w:r>
-    </w:p>
-    <w:p>
-      <w:r>
-        <w:rPr>
-          <w:i/>
-        </w:rPr>
-        <w:t>适用场景：</w:t>
-      </w:r>
-      <w:r>
-        <w:rPr>
-          <w:i/>
-        </w:rPr>
-        <w:t xml:space="preserve">allowSuggestion=true </w:t>
-      </w:r>
-      <w:r>
-        <w:rPr>
-          <w:i/>
-        </w:rPr>
-        <w:t>且触发门槛满足，或</w:t>
-      </w:r>
-      <w:r>
-        <w:rPr>
-          <w:i/>
-        </w:rPr>
-        <w:t xml:space="preserve"> forceSuggestion=true</w:t>
-      </w:r>
-      <w:r>
-        <w:rPr>
-          <w:i/>
-        </w:rPr>
-        <w:t>。</w:t>
-      </w:r>
-    </w:p>
-    <w:p>
-      <w:r>
-        <w:t>在普通批注字段基础上，追加以下字段（按此顺序）：</w:t>
+      <w:r>
+        <w:t>输出约束：若给出可执行下一步（do/start/try/go），必须输出 suggestion JSON；todoId 必须来自待办列表。</w:t>
       </w:r>
     </w:p>
     <w:tbl>
@@ -3625,7 +2957,7 @@
       <w:tr>
         <w:tc>
           <w:tcPr>
-            <w:tcW w:w="2880" w:type="dxa"/>
+            <w:tcW w:type="dxa" w:w="1159"/>
           </w:tcPr>
           <w:p>
             <w:r>
@@ -3635,7 +2967,7 @@
         </w:tc>
         <w:tc>
           <w:tcPr>
-            <w:tcW w:w="2880" w:type="dxa"/>
+            <w:tcW w:type="dxa" w:w="2475"/>
           </w:tcPr>
           <w:p>
             <w:r>
@@ -3645,55 +2977,11 @@
         </w:tc>
         <w:tc>
           <w:tcPr>
-            <w:tcW w:w="2880" w:type="dxa"/>
+            <w:tcW w:type="dxa" w:w="5222"/>
           </w:tcPr>
           <w:p>
-            <w:pPr>
-              <w:rPr>
-                <w:lang w:eastAsia="zh-CN"/>
-              </w:rPr>
-            </w:pPr>
-            <w:r>
-              <w:rPr>
-                <w:lang w:eastAsia="zh-CN"/>
-              </w:rPr>
-              <w:t>用户当前状态描述（如</w:t>
-            </w:r>
-            <w:r>
-              <w:rPr>
-                <w:lang w:eastAsia="zh-CN"/>
-              </w:rPr>
-              <w:t>"</w:t>
-            </w:r>
-            <w:r>
-              <w:rPr>
-                <w:lang w:eastAsia="zh-CN"/>
-              </w:rPr>
-              <w:t>连续工作</w:t>
-            </w:r>
-            <w:r>
-              <w:rPr>
-                <w:lang w:eastAsia="zh-CN"/>
-              </w:rPr>
-              <w:t>3</w:t>
-            </w:r>
-            <w:r>
-              <w:rPr>
-                <w:lang w:eastAsia="zh-CN"/>
-              </w:rPr>
-              <w:t>小时</w:t>
-            </w:r>
-            <w:r>
-              <w:rPr>
-                <w:lang w:eastAsia="zh-CN"/>
-              </w:rPr>
-              <w:t>"</w:t>
-            </w:r>
-            <w:r>
-              <w:rPr>
-                <w:lang w:eastAsia="zh-CN"/>
-              </w:rPr>
-              <w:t>）</w:t>
+            <w:r>
+              <w:t>用户当前状态描述（如连续工作时长）。</w:t>
             </w:r>
           </w:p>
         </w:tc>
@@ -3701,19 +2989,17 @@
       <w:tr>
         <w:tc>
           <w:tcPr>
-            <w:tcW w:w="2880" w:type="dxa"/>
+            <w:tcW w:type="dxa" w:w="1159"/>
           </w:tcPr>
           <w:p>
-            <w:proofErr w:type="spellStart"/>
             <w:r>
               <w:t>情境提示</w:t>
             </w:r>
-            <w:proofErr w:type="spellEnd"/>
           </w:p>
         </w:tc>
         <w:tc>
           <w:tcPr>
-            <w:tcW w:w="2880" w:type="dxa"/>
+            <w:tcW w:type="dxa" w:w="2475"/>
           </w:tcPr>
           <w:p>
             <w:r>
@@ -3723,25 +3009,11 @@
         </w:tc>
         <w:tc>
           <w:tcPr>
-            <w:tcW w:w="2880" w:type="dxa"/>
+            <w:tcW w:type="dxa" w:w="5222"/>
           </w:tcPr>
           <w:p>
-            <w:pPr>
-              <w:rPr>
-                <w:lang w:eastAsia="zh-CN"/>
-              </w:rPr>
-            </w:pPr>
-            <w:r>
-              <w:rPr>
-                <w:lang w:eastAsia="zh-CN"/>
-              </w:rPr>
-              <w:t>多条提示，格式：</w:t>
-            </w:r>
-            <w:r>
-              <w:rPr>
-                <w:lang w:eastAsia="zh-CN"/>
-              </w:rPr>
-              <w:t>1. xxx\n2. xxx</w:t>
+            <w:r>
+              <w:t>多条提示，按编号注入。</w:t>
             </w:r>
           </w:p>
         </w:tc>
@@ -3749,19 +3021,17 @@
       <w:tr>
         <w:tc>
           <w:tcPr>
-            <w:tcW w:w="2880" w:type="dxa"/>
+            <w:tcW w:type="dxa" w:w="1159"/>
           </w:tcPr>
           <w:p>
-            <w:proofErr w:type="spellStart"/>
             <w:r>
               <w:t>常做活动</w:t>
             </w:r>
-            <w:proofErr w:type="spellEnd"/>
           </w:p>
         </w:tc>
         <w:tc>
           <w:tcPr>
-            <w:tcW w:w="2880" w:type="dxa"/>
+            <w:tcW w:type="dxa" w:w="2475"/>
           </w:tcPr>
           <w:p>
             <w:r>
@@ -3771,19 +3041,11 @@
         </w:tc>
         <w:tc>
           <w:tcPr>
-            <w:tcW w:w="2880" w:type="dxa"/>
+            <w:tcW w:type="dxa" w:w="5222"/>
           </w:tcPr>
           <w:p>
-            <w:pPr>
-              <w:rPr>
-                <w:lang w:eastAsia="zh-CN"/>
-              </w:rPr>
-            </w:pPr>
-            <w:r>
-              <w:rPr>
-                <w:lang w:eastAsia="zh-CN"/>
-              </w:rPr>
-              <w:t>逗号分隔，用于建议低负担活动</w:t>
+            <w:r>
+              <w:t>逗号分隔，用于建议低负担活动。</w:t>
             </w:r>
           </w:p>
         </w:tc>
@@ -3791,54 +3053,31 @@
       <w:tr>
         <w:tc>
           <w:tcPr>
-            <w:tcW w:w="2880" w:type="dxa"/>
+            <w:tcW w:type="dxa" w:w="1159"/>
           </w:tcPr>
           <w:p>
-            <w:proofErr w:type="spellStart"/>
             <w:r>
               <w:t>待办列表</w:t>
             </w:r>
-            <w:proofErr w:type="spellEnd"/>
           </w:p>
         </w:tc>
         <w:tc>
           <w:tcPr>
-            <w:tcW w:w="2880" w:type="dxa"/>
+            <w:tcW w:type="dxa" w:w="2475"/>
           </w:tcPr>
           <w:p>
             <w:r>
-              <w:t>pendingTodos[]</w:t>
-            </w:r>
-            <w:r>
-              <w:t>（最多</w:t>
-            </w:r>
-            <w:r>
-              <w:t>6</w:t>
-            </w:r>
-            <w:r>
-              <w:t>条）</w:t>
+              <w:t>pendingTodos[]（最多6条）</w:t>
             </w:r>
           </w:p>
         </w:tc>
         <w:tc>
           <w:tcPr>
-            <w:tcW w:w="2880" w:type="dxa"/>
+            <w:tcW w:type="dxa" w:w="5222"/>
           </w:tcPr>
           <w:p>
             <w:r>
-              <w:t>[id] title (category)</w:t>
-            </w:r>
-            <w:r>
-              <w:t>，</w:t>
-            </w:r>
-            <w:r>
-              <w:t xml:space="preserve">AI </w:t>
-            </w:r>
-            <w:r>
-              <w:t>从中选</w:t>
-            </w:r>
-            <w:r>
-              <w:t xml:space="preserve"> todoId</w:t>
+              <w:t>[id] title (category)；todoId 必须来自此列表。</w:t>
             </w:r>
           </w:p>
         </w:tc>
@@ -3846,7 +3085,7 @@
       <w:tr>
         <w:tc>
           <w:tcPr>
-            <w:tcW w:w="2880" w:type="dxa"/>
+            <w:tcW w:type="dxa" w:w="1159"/>
           </w:tcPr>
           <w:p>
             <w:r>
@@ -3856,7 +3095,7 @@
         </w:tc>
         <w:tc>
           <w:tcPr>
-            <w:tcW w:w="2880" w:type="dxa"/>
+            <w:tcW w:type="dxa" w:w="2475"/>
           </w:tcPr>
           <w:p>
             <w:r>
@@ -3866,31 +3105,11 @@
         </w:tc>
         <w:tc>
           <w:tcPr>
-            <w:tcW w:w="2880" w:type="dxa"/>
+            <w:tcW w:type="dxa" w:w="5222"/>
           </w:tcPr>
           <w:p>
-            <w:pPr>
-              <w:rPr>
-                <w:lang w:eastAsia="zh-CN"/>
-              </w:rPr>
-            </w:pPr>
-            <w:r>
-              <w:rPr>
-                <w:lang w:eastAsia="zh-CN"/>
-              </w:rPr>
-              <w:t>连续未出建议的次数，用于</w:t>
-            </w:r>
-            <w:r>
-              <w:rPr>
-                <w:lang w:eastAsia="zh-CN"/>
-              </w:rPr>
-              <w:t xml:space="preserve"> AI </w:t>
-            </w:r>
-            <w:r>
-              <w:rPr>
-                <w:lang w:eastAsia="zh-CN"/>
-              </w:rPr>
-              <w:t>自适应决策</w:t>
+            <w:r>
+              <w:t>连续未出建议次数，用于 AI 决策。</w:t>
             </w:r>
           </w:p>
         </w:tc>
@@ -3898,42 +3117,31 @@
       <w:tr>
         <w:tc>
           <w:tcPr>
-            <w:tcW w:w="2880" w:type="dxa"/>
+            <w:tcW w:type="dxa" w:w="1159"/>
           </w:tcPr>
           <w:p>
-            <w:proofErr w:type="spellStart"/>
             <w:r>
               <w:t>恢复提醒</w:t>
             </w:r>
-            <w:proofErr w:type="spellEnd"/>
           </w:p>
         </w:tc>
         <w:tc>
           <w:tcPr>
-            <w:tcW w:w="2880" w:type="dxa"/>
+            <w:tcW w:type="dxa" w:w="2475"/>
           </w:tcPr>
           <w:p>
             <w:r>
-              <w:t>recoveryNudge</w:t>
-            </w:r>
-            <w:r>
-              <w:t>（可选）</w:t>
+              <w:t>recoveryNudge（可选）</w:t>
             </w:r>
           </w:p>
         </w:tc>
         <w:tc>
           <w:tcPr>
-            <w:tcW w:w="2880" w:type="dxa"/>
+            <w:tcW w:type="dxa" w:w="5222"/>
           </w:tcPr>
           <w:p>
             <w:r>
-              <w:t>含</w:t>
-            </w:r>
-            <w:r>
-              <w:t xml:space="preserve"> key/reason/rewardStars</w:t>
-            </w:r>
-            <w:r>
-              <w:t>，触发中断挽回逻辑</w:t>
+              <w:t>含 key/reason/rewardStars，上下文触发中断挽回。</w:t>
             </w:r>
           </w:p>
         </w:tc>
@@ -3941,7 +3149,7 @@
       <w:tr>
         <w:tc>
           <w:tcPr>
-            <w:tcW w:w="2880" w:type="dxa"/>
+            <w:tcW w:type="dxa" w:w="1159"/>
           </w:tcPr>
           <w:p>
             <w:r>
@@ -3951,7 +3159,7 @@
         </w:tc>
         <w:tc>
           <w:tcPr>
-            <w:tcW w:w="2880" w:type="dxa"/>
+            <w:tcW w:type="dxa" w:w="2475"/>
           </w:tcPr>
           <w:p>
             <w:r>
@@ -3961,37 +3169,11 @@
         </w:tc>
         <w:tc>
           <w:tcPr>
-            <w:tcW w:w="2880" w:type="dxa"/>
+            <w:tcW w:type="dxa" w:w="5222"/>
           </w:tcPr>
           <w:p>
-            <w:pPr>
-              <w:rPr>
-                <w:lang w:eastAsia="zh-CN"/>
-              </w:rPr>
-            </w:pPr>
-            <w:r>
-              <w:rPr>
-                <w:lang w:eastAsia="zh-CN"/>
-              </w:rPr>
-              <w:t>普通模式：自然判断批注</w:t>
-            </w:r>
-            <w:r>
-              <w:rPr>
-                <w:lang w:eastAsia="zh-CN"/>
-              </w:rPr>
-              <w:t>/</w:t>
-            </w:r>
-            <w:r>
-              <w:rPr>
-                <w:lang w:eastAsia="zh-CN"/>
-              </w:rPr>
-              <w:t>建议；强制模式：必须输出建议</w:t>
-            </w:r>
-            <w:r>
-              <w:rPr>
-                <w:lang w:eastAsia="zh-CN"/>
-              </w:rPr>
-              <w:t xml:space="preserve"> JSON</w:t>
+            <w:r>
+              <w:t>普通模式：自然判断批注/建议；强制模式：必须输出建议 JSON。</w:t>
             </w:r>
           </w:p>
         </w:tc>
@@ -3999,19 +3181,17 @@
       <w:tr>
         <w:tc>
           <w:tcPr>
-            <w:tcW w:w="2880" w:type="dxa"/>
+            <w:tcW w:type="dxa" w:w="1159"/>
           </w:tcPr>
           <w:p>
-            <w:proofErr w:type="spellStart"/>
             <w:r>
               <w:t>场景规则</w:t>
             </w:r>
-            <w:proofErr w:type="spellEnd"/>
           </w:p>
         </w:tc>
         <w:tc>
           <w:tcPr>
-            <w:tcW w:w="2880" w:type="dxa"/>
+            <w:tcW w:type="dxa" w:w="2475"/>
           </w:tcPr>
           <w:p>
             <w:r>
@@ -4021,43 +3201,11 @@
         </w:tc>
         <w:tc>
           <w:tcPr>
-            <w:tcW w:w="2880" w:type="dxa"/>
+            <w:tcW w:type="dxa" w:w="5222"/>
           </w:tcPr>
           <w:p>
-            <w:pPr>
-              <w:rPr>
-                <w:lang w:eastAsia="zh-CN"/>
-              </w:rPr>
-            </w:pPr>
-            <w:r>
-              <w:rPr>
-                <w:lang w:eastAsia="zh-CN"/>
-              </w:rPr>
-              <w:t>生病</w:t>
-            </w:r>
-            <w:r>
-              <w:rPr>
-                <w:lang w:eastAsia="zh-CN"/>
-              </w:rPr>
-              <w:t>→</w:t>
-            </w:r>
-            <w:r>
-              <w:rPr>
-                <w:lang w:eastAsia="zh-CN"/>
-              </w:rPr>
-              <w:t>具体休息建议；低落</w:t>
-            </w:r>
-            <w:r>
-              <w:rPr>
-                <w:lang w:eastAsia="zh-CN"/>
-              </w:rPr>
-              <w:t>→</w:t>
-            </w:r>
-            <w:r>
-              <w:rPr>
-                <w:lang w:eastAsia="zh-CN"/>
-              </w:rPr>
-              <w:t>先共情再低负担建议</w:t>
+            <w:r>
+              <w:t>生病→具体休息建议；低落→先共情再给低负担建议。</w:t>
             </w:r>
           </w:p>
         </w:tc>
@@ -4065,365 +3213,68 @@
       <w:tr>
         <w:tc>
           <w:tcPr>
-            <w:tcW w:w="2880" w:type="dxa"/>
+            <w:tcW w:type="dxa" w:w="1159"/>
           </w:tcPr>
           <w:p>
-            <w:proofErr w:type="spellStart"/>
             <w:r>
               <w:t>输出格式</w:t>
             </w:r>
-            <w:proofErr w:type="spellEnd"/>
           </w:p>
         </w:tc>
         <w:tc>
           <w:tcPr>
-            <w:tcW w:w="2880" w:type="dxa"/>
+            <w:tcW w:type="dxa" w:w="2475"/>
           </w:tcPr>
           <w:p>
             <w:r>
-              <w:t xml:space="preserve">JSON schema </w:t>
-            </w:r>
-            <w:r>
-              <w:t>说明</w:t>
+              <w:t>suggestion JSON 契约</w:t>
             </w:r>
           </w:p>
         </w:tc>
         <w:tc>
           <w:tcPr>
-            <w:tcW w:w="2880" w:type="dxa"/>
+            <w:tcW w:type="dxa" w:w="5222"/>
           </w:tcPr>
           <w:p>
             <w:r>
-              <w:t>{"mode":"suggestion","content":"...","suggestion":{...}}</w:t>
+              <w:t>{mode:suggestion,content:...,suggestion:{...}}</w:t>
+            </w:r>
+          </w:p>
+        </w:tc>
+      </w:tr>
+      <w:tr>
+        <w:tc>
+          <w:tcPr>
+            <w:tcW w:type="dxa" w:w="1159"/>
+          </w:tcPr>
+          <w:p>
+            <w:r>
+              <w:t>输出约束</w:t>
+            </w:r>
+          </w:p>
+        </w:tc>
+        <w:tc>
+          <w:tcPr>
+            <w:tcW w:type="dxa" w:w="2475"/>
+          </w:tcPr>
+          <w:p>
+            <w:r>
+              <w:t>JSON only（条件触发）</w:t>
+            </w:r>
+          </w:p>
+        </w:tc>
+        <w:tc>
+          <w:tcPr>
+            <w:tcW w:type="dxa" w:w="5222"/>
+          </w:tcPr>
+          <w:p>
+            <w:r>
+              <w:t>若输出可执行下一步（do/start/try/go），必须输出 suggestion JSON。</w:t>
             </w:r>
           </w:p>
         </w:tc>
       </w:tr>
     </w:tbl>
-    <w:p/>
-    <w:p>
-      <w:r>
-        <w:rPr>
-          <w:b/>
-        </w:rPr>
-        <w:t>建议</w:t>
-      </w:r>
-      <w:r>
-        <w:rPr>
-          <w:b/>
-        </w:rPr>
-        <w:t xml:space="preserve"> JSON </w:t>
-      </w:r>
-      <w:r>
-        <w:rPr>
-          <w:b/>
-        </w:rPr>
-        <w:t>输出格式（</w:t>
-      </w:r>
-      <w:r>
-        <w:rPr>
-          <w:b/>
-        </w:rPr>
-        <w:t xml:space="preserve">suggestion </w:t>
-      </w:r>
-      <w:r>
-        <w:rPr>
-          <w:b/>
-        </w:rPr>
-        <w:t>字段）：</w:t>
-      </w:r>
-    </w:p>
-    <w:p>
-      <w:pPr>
-        <w:ind w:left="720"/>
-      </w:pPr>
-      <w:r>
-        <w:rPr>
-          <w:rFonts w:ascii="Courier New" w:hAnsi="Courier New"/>
-          <w:sz w:val="18"/>
-        </w:rPr>
-        <w:t>{</w:t>
-      </w:r>
-      <w:r>
-        <w:rPr>
-          <w:rFonts w:ascii="Courier New" w:hAnsi="Courier New"/>
-          <w:sz w:val="18"/>
-        </w:rPr>
-        <w:br/>
-        <w:t xml:space="preserve">  "mode": "suggestion",</w:t>
-      </w:r>
-      <w:r>
-        <w:rPr>
-          <w:rFonts w:ascii="Courier New" w:hAnsi="Courier New"/>
-          <w:sz w:val="18"/>
-        </w:rPr>
-        <w:br/>
-        <w:t xml:space="preserve">  "content": "&lt;</w:t>
-      </w:r>
-      <w:r>
-        <w:rPr>
-          <w:rFonts w:ascii="Courier New" w:hAnsi="Courier New"/>
-          <w:sz w:val="18"/>
-        </w:rPr>
-        <w:t>一句话</w:t>
-      </w:r>
-      <w:r>
-        <w:rPr>
-          <w:rFonts w:ascii="Courier New" w:hAnsi="Courier New"/>
-          <w:sz w:val="18"/>
-        </w:rPr>
-        <w:t>+1</w:t>
-      </w:r>
-      <w:r>
-        <w:rPr>
-          <w:rFonts w:ascii="Courier New" w:hAnsi="Courier New"/>
-          <w:sz w:val="18"/>
-        </w:rPr>
-        <w:t>个</w:t>
-      </w:r>
-      <w:r>
-        <w:rPr>
-          <w:rFonts w:ascii="Courier New" w:hAnsi="Courier New"/>
-          <w:sz w:val="18"/>
-        </w:rPr>
-        <w:t>emoji&gt;",</w:t>
-      </w:r>
-      <w:r>
-        <w:rPr>
-          <w:rFonts w:ascii="Courier New" w:hAnsi="Courier New"/>
-          <w:sz w:val="18"/>
-        </w:rPr>
-        <w:br/>
-        <w:t xml:space="preserve">  "suggestion": {</w:t>
-      </w:r>
-      <w:r>
-        <w:rPr>
-          <w:rFonts w:ascii="Courier New" w:hAnsi="Courier New"/>
-          <w:sz w:val="18"/>
-        </w:rPr>
-        <w:br/>
-        <w:t xml:space="preserve">    "type": "activity | todo",</w:t>
-      </w:r>
-      <w:r>
-        <w:rPr>
-          <w:rFonts w:ascii="Courier New" w:hAnsi="Courier New"/>
-          <w:sz w:val="18"/>
-        </w:rPr>
-        <w:br/>
-        <w:t xml:space="preserve">    "actionLabel": "&lt;</w:t>
-      </w:r>
-      <w:r>
-        <w:rPr>
-          <w:rFonts w:ascii="Courier New" w:hAnsi="Courier New"/>
-          <w:sz w:val="18"/>
-        </w:rPr>
-        <w:t>按钮文案</w:t>
-      </w:r>
-      <w:r>
-        <w:rPr>
-          <w:rFonts w:ascii="Courier New" w:hAnsi="Courier New"/>
-          <w:sz w:val="18"/>
-        </w:rPr>
-        <w:t>&gt;",</w:t>
-      </w:r>
-      <w:r>
-        <w:rPr>
-          <w:rFonts w:ascii="Courier New" w:hAnsi="Courier New"/>
-          <w:sz w:val="18"/>
-        </w:rPr>
-        <w:br/>
-        <w:t xml:space="preserve">    "activityName": "&lt;</w:t>
-      </w:r>
-      <w:r>
-        <w:rPr>
-          <w:rFonts w:ascii="Courier New" w:hAnsi="Courier New"/>
-          <w:sz w:val="18"/>
-        </w:rPr>
-        <w:t>可选，</w:t>
-      </w:r>
-      <w:r>
-        <w:rPr>
-          <w:rFonts w:ascii="Courier New" w:hAnsi="Courier New"/>
-          <w:sz w:val="18"/>
-        </w:rPr>
-        <w:t xml:space="preserve">type=activity </w:t>
-      </w:r>
-      <w:r>
-        <w:rPr>
-          <w:rFonts w:ascii="Courier New" w:hAnsi="Courier New"/>
-          <w:sz w:val="18"/>
-        </w:rPr>
-        <w:t>时</w:t>
-      </w:r>
-      <w:r>
-        <w:rPr>
-          <w:rFonts w:ascii="Courier New" w:hAnsi="Courier New"/>
-          <w:sz w:val="18"/>
-        </w:rPr>
-        <w:t>&gt;",</w:t>
-      </w:r>
-      <w:r>
-        <w:rPr>
-          <w:rFonts w:ascii="Courier New" w:hAnsi="Courier New"/>
-          <w:sz w:val="18"/>
-        </w:rPr>
-        <w:br/>
-        <w:t xml:space="preserve">    "todoId": "&lt;</w:t>
-      </w:r>
-      <w:r>
-        <w:rPr>
-          <w:rFonts w:ascii="Courier New" w:hAnsi="Courier New"/>
-          <w:sz w:val="18"/>
-        </w:rPr>
-        <w:t>可选，</w:t>
-      </w:r>
-      <w:r>
-        <w:rPr>
-          <w:rFonts w:ascii="Courier New" w:hAnsi="Courier New"/>
-          <w:sz w:val="18"/>
-        </w:rPr>
-        <w:t xml:space="preserve">type=todo </w:t>
-      </w:r>
-      <w:r>
-        <w:rPr>
-          <w:rFonts w:ascii="Courier New" w:hAnsi="Courier New"/>
-          <w:sz w:val="18"/>
-        </w:rPr>
-        <w:t>时，必须来自待办列表</w:t>
-      </w:r>
-      <w:r>
-        <w:rPr>
-          <w:rFonts w:ascii="Courier New" w:hAnsi="Courier New"/>
-          <w:sz w:val="18"/>
-        </w:rPr>
-        <w:t>&gt;",</w:t>
-      </w:r>
-      <w:r>
-        <w:rPr>
-          <w:rFonts w:ascii="Courier New" w:hAnsi="Courier New"/>
-          <w:sz w:val="18"/>
-        </w:rPr>
-        <w:br/>
-        <w:t xml:space="preserve">    "todoTitle": "&lt;</w:t>
-      </w:r>
-      <w:r>
-        <w:rPr>
-          <w:rFonts w:ascii="Courier New" w:hAnsi="Courier New"/>
-          <w:sz w:val="18"/>
-        </w:rPr>
-        <w:t>可选，</w:t>
-      </w:r>
-      <w:r>
-        <w:rPr>
-          <w:rFonts w:ascii="Courier New" w:hAnsi="Courier New"/>
-          <w:sz w:val="18"/>
-        </w:rPr>
-        <w:t xml:space="preserve">type=todo </w:t>
-      </w:r>
-      <w:r>
-        <w:rPr>
-          <w:rFonts w:ascii="Courier New" w:hAnsi="Courier New"/>
-          <w:sz w:val="18"/>
-        </w:rPr>
-        <w:t>时</w:t>
-      </w:r>
-      <w:r>
-        <w:rPr>
-          <w:rFonts w:ascii="Courier New" w:hAnsi="Courier New"/>
-          <w:sz w:val="18"/>
-        </w:rPr>
-        <w:t>&gt;",</w:t>
-      </w:r>
-      <w:r>
-        <w:rPr>
-          <w:rFonts w:ascii="Courier New" w:hAnsi="Courier New"/>
-          <w:sz w:val="18"/>
-        </w:rPr>
-        <w:br/>
-        <w:t xml:space="preserve">    "rewardStars": "&lt;</w:t>
-      </w:r>
-      <w:r>
-        <w:rPr>
-          <w:rFonts w:ascii="Courier New" w:hAnsi="Courier New"/>
-          <w:sz w:val="18"/>
-        </w:rPr>
-        <w:t>可选数字</w:t>
-      </w:r>
-      <w:r>
-        <w:rPr>
-          <w:rFonts w:ascii="Courier New" w:hAnsi="Courier New"/>
-          <w:sz w:val="18"/>
-        </w:rPr>
-        <w:t>&gt;",</w:t>
-      </w:r>
-      <w:r>
-        <w:rPr>
-          <w:rFonts w:ascii="Courier New" w:hAnsi="Courier New"/>
-          <w:sz w:val="18"/>
-        </w:rPr>
-        <w:br/>
-        <w:t xml:space="preserve">    "rewardBottleId": "&lt;</w:t>
-      </w:r>
-      <w:r>
-        <w:rPr>
-          <w:rFonts w:ascii="Courier New" w:hAnsi="Courier New"/>
-          <w:sz w:val="18"/>
-        </w:rPr>
-        <w:t>可选</w:t>
-      </w:r>
-      <w:r>
-        <w:rPr>
-          <w:rFonts w:ascii="Courier New" w:hAnsi="Courier New"/>
-          <w:sz w:val="18"/>
-        </w:rPr>
-        <w:t>&gt;",</w:t>
-      </w:r>
-      <w:r>
-        <w:rPr>
-          <w:rFonts w:ascii="Courier New" w:hAnsi="Courier New"/>
-          <w:sz w:val="18"/>
-        </w:rPr>
-        <w:br/>
-      </w:r>
-      <w:r>
-        <w:rPr>
-          <w:rFonts w:ascii="Courier New" w:hAnsi="Courier New"/>
-          <w:sz w:val="18"/>
-        </w:rPr>
-        <w:lastRenderedPageBreak/>
-        <w:t xml:space="preserve">    "recoveryKey": "&lt;</w:t>
-      </w:r>
-      <w:r>
-        <w:rPr>
-          <w:rFonts w:ascii="Courier New" w:hAnsi="Courier New"/>
-          <w:sz w:val="18"/>
-        </w:rPr>
-        <w:t>可选，中断挽回用</w:t>
-      </w:r>
-      <w:r>
-        <w:rPr>
-          <w:rFonts w:ascii="Courier New" w:hAnsi="Courier New"/>
-          <w:sz w:val="18"/>
-        </w:rPr>
-        <w:t>&gt;"</w:t>
-      </w:r>
-      <w:r>
-        <w:rPr>
-          <w:rFonts w:ascii="Courier New" w:hAnsi="Courier New"/>
-          <w:sz w:val="18"/>
-        </w:rPr>
-        <w:br/>
-        <w:t xml:space="preserve">  }</w:t>
-      </w:r>
-      <w:r>
-        <w:rPr>
-          <w:rFonts w:ascii="Courier New" w:hAnsi="Courier New"/>
-          <w:sz w:val="18"/>
-        </w:rPr>
-        <w:br/>
-        <w:t>}</w:t>
-      </w:r>
-    </w:p>
     <w:p>
       <w:pPr>
         <w:pStyle w:val="21"/>
@@ -6747,6 +5598,71 @@
       </w:r>
       <w:r>
         <w:t>使用通用组装路由）</w:t>
+      </w:r>
+    </w:p>
+    <w:p>
+      <w:r>
+        <w:t>12. v1.4 增量更新（2026-04-10）</w:t>
+      </w:r>
+    </w:p>
+    <w:p>
+      <w:r>
+        <w:t>12.1 长期用户画像快照（Long-term profile snapshot）接入现状更新</w:t>
+      </w:r>
+    </w:p>
+    <w:p>
+      <w:r>
+        <w:t>• 画像快照不是用户直接输入的一整段文本，而是服务端/前端根据 user_profile_v2 动态拼装的摘要文本（buildUserProfileSnapshot）。</w:t>
+      </w:r>
+    </w:p>
+    <w:p>
+      <w:r>
+        <w:t>• 注入链路：useAnnotationStore 构建 userContext.userProfileSnapshot → /api/annotation → annotation-handler → annotation-prompts.user 注入到 user prompt。</w:t>
+      </w:r>
+    </w:p>
+    <w:p>
+      <w:r>
+        <w:t>• 注入内容已覆盖：作息（wake/sleep）、饭点（declared/observed meal times）、目标（currentGoal/lifeGoal）、纪念日（upcoming anniversaries）、回忆素材（hidden moments）。</w:t>
+      </w:r>
+    </w:p>
+    <w:p>
+      <w:r>
+        <w:t>• 本次新增：用户在“个性化画像”手填的 freeText 已并入快照文本并传给模型（Manual personalization 行）。</w:t>
+      </w:r>
+    </w:p>
+    <w:p>
+      <w:r>
+        <w:t>12.2 Prompt 可观测性（调试）更新</w:t>
+      </w:r>
+    </w:p>
+    <w:p>
+      <w:r>
+        <w:t>• annotation 接口支持调试回传 debugPromptPackage，包含 model/systemPrompt/userPrompt，可在浏览器 Network 的 /api/annotation 响应查看。</w:t>
+      </w:r>
+    </w:p>
+    <w:p>
+      <w:r>
+        <w:t>• 前端开发态（DEV）会在控制台打印 Prompt package 分组日志，便于直接核对每次模型输入。</w:t>
+      </w:r>
+    </w:p>
+    <w:p>
+      <w:r>
+        <w:t>• 生产环境默认不自动打印；是否回传调试字段受 debug 开关控制（请求 debugPrompts 或服务端环境变量）。</w:t>
+      </w:r>
+    </w:p>
+    <w:p>
+      <w:r>
+        <w:t>12.3 横向联系（Lateral Association）可见性说明</w:t>
+      </w:r>
+    </w:p>
+    <w:p>
+      <w:r>
+        <w:t>• 目前前端可稳定看到注入给模型的 associationInstruction 文本。</w:t>
+      </w:r>
+    </w:p>
+    <w:p>
+      <w:r>
+        <w:t>• associationType/originType/toneTag 等结构化模式名当前主要在服务端 verbose 日志可见，前端响应默认不直接暴露。</w:t>
       </w:r>
     </w:p>
     <w:sectPr>
